--- a/research/v21-seeded-documents/packs/retail-price-accuracy/wa/documents/matter-brief.docx
+++ b/research/v21-seeded-documents/packs/retail-price-accuracy/wa/documents/matter-brief.docx
@@ -413,7 +413,7 @@
         <w:keepNext/>
       </w:pPr>
       <w:r>
-        <w:t>The synthetic record reports a checkout control gap mapped to Wash. Rev. Code § 19.94.230 affecting 104 units. The evidence register pins a unit rate of $22.52 and a computed exposure of $2,342.08. Issue-spotting authority: Wash. Rev. Code § 19.94.230; current-law and remedy validation remain counsel work.</w:t>
+        <w:t>The synthetic record reports a checkout control gap mapped to Wash. Rev. Code § 19.94.390 affecting 104 units. The evidence register pins a unit rate of $22.52 and a computed exposure of $2,342.08. Issue-spotting authority: Wash. Rev. Code § 19.94.390; current-law and remedy validation remain counsel work.</w:t>
       </w:r>
     </w:p>
     <w:p>
